--- a/深度学习项目实践-任务书.docx
+++ b/深度学习项目实践-任务书.docx
@@ -113,21 +113,7 @@
           <w:szCs w:val="24"/>
           <w:lang w:val="en-US" w:eastAsia="zh-CN" w:bidi="ar-SA"/>
         </w:rPr>
-        <w:t>利用大语言模型的相关技术实现一个信息管理的智能助手。要求用数据库存储学生信息，并灵活应用text2sql、智能体等方法实现对学生信息管理的AI自动化和智能化</w:t>
-      </w:r>
-      <w:bookmarkStart w:id="0" w:name="_GoBack"/>
-      <w:bookmarkEnd w:id="0"/>
-      <w:r>
-        <w:rPr>
-          <w:rFonts w:hint="eastAsia" w:ascii="宋体" w:hAnsi="宋体" w:eastAsia="宋体" w:cstheme="minorBidi"/>
-          <w:b w:val="0"/>
-          <w:bCs w:val="0"/>
-          <w:kern w:val="44"/>
-          <w:sz w:val="24"/>
-          <w:szCs w:val="24"/>
-          <w:lang w:val="en-US" w:eastAsia="zh-CN" w:bidi="ar-SA"/>
-        </w:rPr>
-        <w:t>。</w:t>
+        <w:t>利用大语言模型的相关技术实现一个信息管理的智能助手。要求用数据库存储学生信息，并灵活应用text2sql、智能体等方法实现对学生信息管理的AI自动化和智能化。</w:t>
       </w:r>
     </w:p>
     <w:p>
@@ -405,8 +391,8 @@
         <w:ind w:firstLine="420" w:firstLineChars="0"/>
         <w:rPr>
           <w:rFonts w:hint="default"/>
-          <w:sz w:val="28"/>
-          <w:szCs w:val="28"/>
+          <w:sz w:val="24"/>
+          <w:szCs w:val="24"/>
           <w:lang w:val="en-US" w:eastAsia="zh-CN"/>
         </w:rPr>
       </w:pPr>
@@ -419,56 +405,8 @@
         </w:rPr>
         <w:t>对用户的查询结果，通过大语言模型绘制图表。该部分功能实现为开放性问题，可以利用智能体、大模型工具调用、大模型编程等技术实现。</w:t>
       </w:r>
-    </w:p>
-    <w:p>
-      <w:pPr>
-        <w:pStyle w:val="2"/>
-        <w:numPr>
-          <w:ilvl w:val="0"/>
-          <w:numId w:val="1"/>
-        </w:numPr>
-        <w:spacing w:before="0" w:after="0"/>
-        <w:ind w:left="0" w:leftChars="0" w:firstLine="0" w:firstLineChars="0"/>
-        <w:rPr>
-          <w:rFonts w:hint="eastAsia" w:ascii="宋体" w:hAnsi="宋体" w:eastAsia="宋体"/>
-          <w:sz w:val="28"/>
-          <w:szCs w:val="28"/>
-          <w:lang w:val="en-US" w:eastAsia="zh-CN"/>
-        </w:rPr>
-      </w:pPr>
-      <w:r>
-        <w:rPr>
-          <w:rFonts w:hint="eastAsia" w:ascii="宋体" w:hAnsi="宋体" w:eastAsia="宋体"/>
-          <w:sz w:val="28"/>
-          <w:szCs w:val="28"/>
-          <w:lang w:val="en-US" w:eastAsia="zh-CN"/>
-        </w:rPr>
-        <w:t>其他</w:t>
-      </w:r>
-    </w:p>
-    <w:p>
-      <w:pPr>
-        <w:numPr>
-          <w:ilvl w:val="0"/>
-          <w:numId w:val="0"/>
-        </w:numPr>
-        <w:ind w:leftChars="0" w:firstLine="420" w:firstLineChars="0"/>
-        <w:rPr>
-          <w:rFonts w:hint="default"/>
-          <w:sz w:val="24"/>
-          <w:szCs w:val="24"/>
-          <w:lang w:val="en-US" w:eastAsia="zh-CN"/>
-        </w:rPr>
-      </w:pPr>
-      <w:r>
-        <w:rPr>
-          <w:rFonts w:hint="eastAsia"/>
-          <w:sz w:val="24"/>
-          <w:szCs w:val="24"/>
-          <w:lang w:val="en-US" w:eastAsia="zh-CN"/>
-        </w:rPr>
-        <w:t>2-3人一组完成，于18周的周三、周四两天进行答辩，并最终提交实验报告。</w:t>
-      </w:r>
+      <w:bookmarkStart w:id="0" w:name="_GoBack"/>
+      <w:bookmarkEnd w:id="0"/>
     </w:p>
     <w:sectPr>
       <w:pgSz w:w="11906" w:h="16838"/>
